--- a/public/downloads/delirium-or-dementia.docx
+++ b/public/downloads/delirium-or-dementia.docx
@@ -1003,7 +1003,7 @@
     <w:rPr>
       <w:rFonts w:ascii="Arial" w:hAnsi="Arial"/>
       <w:color w:val="102A43"/>
-      <w:sz w:val="22"/>
+      <w:sz w:val="24"/>
     </w:rPr>
   </w:style>
   <w:style w:type="paragraph" w:styleId="Header">
@@ -1539,7 +1539,7 @@
     </w:pPr>
     <w:rPr>
       <w:rFonts w:ascii="Arial" w:hAnsi="Arial"/>
-      <w:sz w:val="22"/>
+      <w:sz w:val="24"/>
     </w:rPr>
   </w:style>
   <w:style w:type="paragraph" w:styleId="ListBullet2">

--- a/public/downloads/delirium-or-dementia.docx
+++ b/public/downloads/delirium-or-dementia.docx
@@ -56,7 +56,7 @@
           <w:color w:val="334E68"/>
           <w:sz w:val="23"/>
         </w:rPr>
-        <w:t>To explain the typical patterns while making clear that delirium and dementia can occur together.</w:t>
+        <w:t>To explain the usual patterns and make clear that a person can have both delirium and dementia.</w:t>
       </w:r>
     </w:p>
     <w:tbl>
@@ -358,7 +358,7 @@
         <w:rPr>
           <w:rFonts w:ascii="Arial" w:hAnsi="Arial"/>
         </w:rPr>
-        <w:t>Symptoms can fluctuate, sometimes changing noticeably within the same day.</w:t>
+        <w:t>Symptoms can come and go, with clear changes during the same day.</w:t>
       </w:r>
     </w:p>
     <w:p>
@@ -375,7 +375,7 @@
         <w:rPr>
           <w:rFonts w:ascii="Arial" w:hAnsi="Arial"/>
         </w:rPr>
-        <w:t>Dementia is a long-term condition that affects memory and other thinking abilities. Its usual pattern is more gradual than delirium. However, symptoms and diagnoses vary, so this distinction cannot be made safely from a checklist alone.</w:t>
+        <w:t>Dementia is a long-term condition that affects memory and thinking. It usually develops more slowly than delirium. However, people vary, so a checklist alone cannot safely tell the two apart.</w:t>
       </w:r>
     </w:p>
     <w:p>
@@ -591,7 +591,7 @@
         <w:color w:val="334E68"/>
         <w:sz w:val="15"/>
       </w:rPr>
-      <w:t>deliriumdownloads.com · Template v0.9 · 7 August 2026 · Human clinical review required</w:t>
+      <w:t>deliriumdownloads.com · Template v0.9 · 8 August 2026 · Human clinical review required</w:t>
     </w:r>
     <w:r>
       <w:tab/>
